--- a/暗棋說明.docx
+++ b/暗棋說明.docx
@@ -1,10 +1,11 @@
 
 <file path=word/document.xml><?xml version="1.0" encoding="utf-8"?>
-<w:document xmlns:wpc="http://schemas.microsoft.com/office/word/2010/wordprocessingCanvas" xmlns:cx="http://schemas.microsoft.com/office/drawing/2014/chartex" xmlns:cx1="http://schemas.microsoft.com/office/drawing/2015/9/8/chartex" xmlns:cx2="http://schemas.microsoft.com/office/drawing/2015/10/21/chartex" xmlns:cx3="http://schemas.microsoft.com/office/drawing/2016/5/9/chartex" xmlns:cx4="http://schemas.microsoft.com/office/drawing/2016/5/10/chartex" xmlns:cx5="http://schemas.microsoft.com/office/drawing/2016/5/11/chartex" xmlns:cx6="http://schemas.microsoft.com/office/drawing/2016/5/12/chartex" xmlns:cx7="http://schemas.microsoft.com/office/drawing/2016/5/13/chartex" xmlns:cx8="http://schemas.microsoft.com/office/drawing/2016/5/14/chartex" xmlns:mc="http://schemas.openxmlformats.org/markup-compatibility/2006" xmlns:aink="http://schemas.microsoft.com/office/drawing/2016/ink" xmlns:am3d="http://schemas.microsoft.com/office/drawing/2017/model3d" xmlns:o="urn:schemas-microsoft-com:office:office" xmlns:oel="http://schemas.microsoft.com/office/2019/extlst" xmlns:r="http://schemas.openxmlformats.org/officeDocument/2006/relationships" xmlns:m="http://schemas.openxmlformats.org/officeDocument/2006/math" xmlns:v="urn:schemas-microsoft-com:vml" xmlns:wp14="http://schemas.microsoft.com/office/word/2010/wordprocessingDrawing" xmlns:wp="http://schemas.openxmlformats.org/drawingml/2006/wordprocessingDrawing" xmlns:w10="urn:schemas-microsoft-com:office:word" xmlns:w="http://schemas.openxmlformats.org/wordprocessingml/2006/main" xmlns:w14="http://schemas.microsoft.com/office/word/2010/wordml" xmlns:w15="http://schemas.microsoft.com/office/word/2012/wordml" xmlns:w16cex="http://schemas.microsoft.com/office/word/2018/wordml/cex" xmlns:w16cid="http://schemas.microsoft.com/office/word/2016/wordml/cid" xmlns:w16="http://schemas.microsoft.com/office/word/2018/wordml" xmlns:w16du="http://schemas.microsoft.com/office/word/2023/wordml/word16du" xmlns:w16sdtdh="http://schemas.microsoft.com/office/word/2020/wordml/sdtdatahash" xmlns:w16sdtfl="http://schemas.microsoft.com/office/word/2024/wordml/sdtformatlock" xmlns:w16se="http://schemas.microsoft.com/office/word/2015/wordml/symex" xmlns:wpg="http://schemas.microsoft.com/office/word/2010/wordprocessingGroup" xmlns:wpi="http://schemas.microsoft.com/office/word/2010/wordprocessingInk" xmlns:wne="http://schemas.microsoft.com/office/word/2006/wordml" xmlns:wps="http://schemas.microsoft.com/office/word/2010/wordprocessingShape" mc:Ignorable="w14 w15 w16se w16cid w16 w16cex w16sdtdh w16sdtfl w16du wp14">
+<w:document xmlns:wpc="http://schemas.microsoft.com/office/word/2010/wordprocessingCanvas" xmlns:cx="http://schemas.microsoft.com/office/drawing/2014/chartex" xmlns:cx1="http://schemas.microsoft.com/office/drawing/2015/9/8/chartex" xmlns:cx2="http://schemas.microsoft.com/office/drawing/2015/10/21/chartex" xmlns:cx3="http://schemas.microsoft.com/office/drawing/2016/5/9/chartex" xmlns:cx4="http://schemas.microsoft.com/office/drawing/2016/5/10/chartex" xmlns:cx5="http://schemas.microsoft.com/office/drawing/2016/5/11/chartex" xmlns:cx6="http://schemas.microsoft.com/office/drawing/2016/5/12/chartex" xmlns:cx7="http://schemas.microsoft.com/office/drawing/2016/5/13/chartex" xmlns:cx8="http://schemas.microsoft.com/office/drawing/2016/5/14/chartex" xmlns:mc="http://schemas.openxmlformats.org/markup-compatibility/2006" xmlns:aink="http://schemas.microsoft.com/office/drawing/2016/ink" xmlns:am3d="http://schemas.microsoft.com/office/drawing/2017/model3d" xmlns:o="urn:schemas-microsoft-com:office:office" xmlns:oel="http://schemas.microsoft.com/office/2019/extlst" xmlns:r="http://schemas.openxmlformats.org/officeDocument/2006/relationships" xmlns:m="http://schemas.openxmlformats.org/officeDocument/2006/math" xmlns:v="urn:schemas-microsoft-com:vml" xmlns:wp14="http://schemas.microsoft.com/office/word/2010/wordprocessingDrawing" xmlns:wp="http://schemas.openxmlformats.org/drawingml/2006/wordprocessingDrawing" xmlns:w10="urn:schemas-microsoft-com:office:word" xmlns:w="http://schemas.openxmlformats.org/wordprocessingml/2006/main" xmlns:w14="http://schemas.microsoft.com/office/word/2010/wordml" xmlns:w15="http://schemas.microsoft.com/office/word/2012/wordml" xmlns:w16cex="http://schemas.microsoft.com/office/word/2018/wordml/cex" xmlns:w16cid="http://schemas.microsoft.com/office/word/2016/wordml/cid" xmlns:w16="http://schemas.microsoft.com/office/word/2018/wordml" xmlns:w16sdtdh="http://schemas.microsoft.com/office/word/2020/wordml/sdtdatahash" xmlns:w16se="http://schemas.microsoft.com/office/word/2015/wordml/symex" xmlns:wpg="http://schemas.microsoft.com/office/word/2010/wordprocessingGroup" xmlns:wpi="http://schemas.microsoft.com/office/word/2010/wordprocessingInk" xmlns:wne="http://schemas.microsoft.com/office/word/2006/wordml" xmlns:wps="http://schemas.microsoft.com/office/word/2010/wordprocessingShape" mc:Ignorable="w14 w15 w16se w16cid w16 w16cex w16sdtdh wp14">
   <w:body>
     <w:p>
       <w:pPr>
         <w:rPr>
+          <w:color w:val="FF0000"/>
           <w:sz w:val="40"/>
           <w:szCs w:val="40"/>
         </w:rPr>
@@ -12,21 +13,39 @@
       <w:r>
         <w:rPr>
           <w:rFonts w:hint="eastAsia"/>
+          <w:color w:val="FF0000"/>
           <w:sz w:val="40"/>
           <w:szCs w:val="40"/>
         </w:rPr>
-        <w:t>重要連結</w:t>
-      </w:r>
-      <w:r>
-        <w:rPr>
-          <w:rFonts w:hint="eastAsia"/>
+        <w:t>重要</w:t>
+      </w:r>
+      <w:r>
+        <w:rPr>
+          <w:rFonts w:hint="eastAsia"/>
+          <w:color w:val="FF0000"/>
           <w:sz w:val="40"/>
           <w:szCs w:val="40"/>
         </w:rPr>
+        <w:t>須知</w:t>
+      </w:r>
+      <w:r>
+        <w:rPr>
+          <w:rFonts w:hint="eastAsia"/>
+          <w:color w:val="FF0000"/>
+          <w:sz w:val="40"/>
+          <w:szCs w:val="40"/>
+        </w:rPr>
         <w:t>:</w:t>
       </w:r>
     </w:p>
     <w:p>
+      <w:pPr>
+        <w:pStyle w:val="a9"/>
+        <w:numPr>
+          <w:ilvl w:val="0"/>
+          <w:numId w:val="8"/>
+        </w:numPr>
+      </w:pPr>
       <w:r>
         <w:rPr>
           <w:rFonts w:hint="eastAsia"/>
@@ -53,6 +72,13 @@
       </w:r>
     </w:p>
     <w:p>
+      <w:pPr>
+        <w:pStyle w:val="a9"/>
+        <w:numPr>
+          <w:ilvl w:val="0"/>
+          <w:numId w:val="8"/>
+        </w:numPr>
+      </w:pPr>
       <w:r>
         <w:rPr>
           <w:rFonts w:hint="eastAsia"/>
@@ -66,63 +92,419 @@
         <w:t>:</w:t>
       </w:r>
       <w:r>
-        <w:t xml:space="preserve"> https://github.com/t114598038/dark_chess_sample</w:t>
-      </w:r>
-    </w:p>
-    <w:p>
-      <w:r>
-        <w:rPr>
-          <w:rFonts w:hint="eastAsia"/>
+        <w:t xml:space="preserve"> </w:t>
+      </w:r>
+      <w:hyperlink r:id="rId7" w:history="1">
+        <w:r>
+          <w:rPr>
+            <w:rStyle w:val="af2"/>
+          </w:rPr>
+          <w:t>https://github.com/t114598038/dark_chess_sample</w:t>
+        </w:r>
+      </w:hyperlink>
+    </w:p>
+    <w:p>
+      <w:pPr>
+        <w:pStyle w:val="a9"/>
+        <w:numPr>
+          <w:ilvl w:val="0"/>
+          <w:numId w:val="8"/>
+        </w:numPr>
+        <w:rPr>
+          <w:highlight w:val="yellow"/>
+        </w:rPr>
+      </w:pPr>
+      <w:r>
+        <w:rPr>
+          <w:rFonts w:hint="eastAsia"/>
+          <w:highlight w:val="yellow"/>
+        </w:rPr>
+        <w:t>請</w:t>
+      </w:r>
+      <w:proofErr w:type="gramStart"/>
+      <w:r>
+        <w:rPr>
+          <w:rFonts w:hint="eastAsia"/>
+          <w:highlight w:val="yellow"/>
+        </w:rPr>
+        <w:t>將暗棋程式邏輯</w:t>
+      </w:r>
+      <w:proofErr w:type="gramEnd"/>
+      <w:r>
+        <w:rPr>
+          <w:rFonts w:hint="eastAsia"/>
+          <w:highlight w:val="yellow"/>
+        </w:rPr>
+        <w:t>統一放在</w:t>
+      </w:r>
+      <w:proofErr w:type="spellStart"/>
+      <w:r>
+        <w:rPr>
+          <w:highlight w:val="yellow"/>
+        </w:rPr>
+        <w:t>make_move.c</w:t>
+      </w:r>
+      <w:proofErr w:type="spellEnd"/>
+      <w:r>
+        <w:rPr>
+          <w:rFonts w:hint="eastAsia"/>
+          <w:highlight w:val="yellow"/>
+        </w:rPr>
+        <w:t>裡</w:t>
+      </w:r>
+      <w:r>
+        <w:rPr>
+          <w:rFonts w:hint="eastAsia"/>
+          <w:highlight w:val="yellow"/>
+        </w:rPr>
+        <w:t>，不要更新其他檔案內容</w:t>
+      </w:r>
+    </w:p>
+    <w:p>
+      <w:pPr>
+        <w:pStyle w:val="a9"/>
+        <w:numPr>
+          <w:ilvl w:val="0"/>
+          <w:numId w:val="8"/>
+        </w:numPr>
+        <w:rPr>
+          <w:highlight w:val="yellow"/>
+        </w:rPr>
+      </w:pPr>
+      <w:r>
+        <w:rPr>
+          <w:rFonts w:hint="eastAsia"/>
+          <w:highlight w:val="yellow"/>
         </w:rPr>
         <w:t>編譯</w:t>
       </w:r>
       <w:r>
         <w:rPr>
           <w:rFonts w:hint="eastAsia"/>
+          <w:highlight w:val="yellow"/>
         </w:rPr>
         <w:t>方式</w:t>
       </w:r>
       <w:r>
         <w:rPr>
           <w:rFonts w:hint="eastAsia"/>
+          <w:highlight w:val="yellow"/>
         </w:rPr>
         <w:t>:</w:t>
       </w:r>
       <w:r>
+        <w:rPr>
+          <w:highlight w:val="yellow"/>
+        </w:rPr>
         <w:t xml:space="preserve"> </w:t>
       </w:r>
       <w:proofErr w:type="spellStart"/>
       <w:r>
+        <w:rPr>
+          <w:highlight w:val="yellow"/>
+        </w:rPr>
         <w:t>gcc</w:t>
       </w:r>
       <w:proofErr w:type="spellEnd"/>
       <w:r>
+        <w:rPr>
+          <w:highlight w:val="yellow"/>
+        </w:rPr>
         <w:t xml:space="preserve"> </w:t>
       </w:r>
-      <w:r>
-        <w:rPr>
-          <w:rFonts w:hint="eastAsia"/>
-        </w:rPr>
-        <w:t>程式檔名</w:t>
-      </w:r>
-      <w:r>
-        <w:rPr>
-          <w:rFonts w:hint="eastAsia"/>
+      <w:proofErr w:type="spellStart"/>
+      <w:r>
+        <w:rPr>
+          <w:highlight w:val="yellow"/>
+        </w:rPr>
+        <w:t>main.c</w:t>
+      </w:r>
+      <w:proofErr w:type="spellEnd"/>
+      <w:r>
+        <w:rPr>
+          <w:highlight w:val="yellow"/>
         </w:rPr>
         <w:t xml:space="preserve"> </w:t>
       </w:r>
-      <w:r>
-        <w:t xml:space="preserve">-o </w:t>
-      </w:r>
-      <w:r>
-        <w:rPr>
-          <w:rFonts w:hint="eastAsia"/>
-        </w:rPr>
-        <w:t>程式檔名</w:t>
-      </w:r>
-      <w:r>
-        <w:t xml:space="preserve"> -lws2_32</w:t>
-      </w:r>
+      <w:proofErr w:type="spellStart"/>
+      <w:r>
+        <w:rPr>
+          <w:highlight w:val="yellow"/>
+        </w:rPr>
+        <w:t>make_move.c</w:t>
+      </w:r>
+      <w:proofErr w:type="spellEnd"/>
+      <w:r>
+        <w:rPr>
+          <w:highlight w:val="yellow"/>
+        </w:rPr>
+        <w:t xml:space="preserve"> -o output -lws2_32</w:t>
+      </w:r>
+    </w:p>
+    <w:p>
+      <w:pPr>
+        <w:pStyle w:val="a9"/>
+        <w:numPr>
+          <w:ilvl w:val="0"/>
+          <w:numId w:val="8"/>
+        </w:numPr>
+        <w:rPr>
+          <w:highlight w:val="yellow"/>
+        </w:rPr>
+      </w:pPr>
+      <w:r>
+        <w:rPr>
+          <w:rFonts w:hint="eastAsia"/>
+          <w:highlight w:val="yellow"/>
+        </w:rPr>
+        <w:t>評分</w:t>
+      </w:r>
+      <w:r>
+        <w:rPr>
+          <w:rFonts w:hint="eastAsia"/>
+          <w:highlight w:val="yellow"/>
+        </w:rPr>
+        <w:t>執行方式</w:t>
+      </w:r>
+      <w:r>
+        <w:rPr>
+          <w:rFonts w:hint="eastAsia"/>
+          <w:highlight w:val="yellow"/>
+        </w:rPr>
+        <w:t>:</w:t>
+      </w:r>
+      <w:r>
+        <w:rPr>
+          <w:rFonts w:hint="eastAsia"/>
+          <w:highlight w:val="yellow"/>
+        </w:rPr>
+        <w:t xml:space="preserve"> </w:t>
+      </w:r>
+      <w:r>
+        <w:rPr>
+          <w:highlight w:val="yellow"/>
+        </w:rPr>
+        <w:t>./output.exe</w:t>
+      </w:r>
+    </w:p>
+    <w:p>
+      <w:pPr>
+        <w:pStyle w:val="a9"/>
+        <w:numPr>
+          <w:ilvl w:val="0"/>
+          <w:numId w:val="8"/>
+        </w:numPr>
+        <w:rPr>
+          <w:highlight w:val="yellow"/>
+        </w:rPr>
+      </w:pPr>
+      <w:proofErr w:type="gramStart"/>
+      <w:r>
+        <w:rPr>
+          <w:rFonts w:hint="eastAsia"/>
+          <w:highlight w:val="yellow"/>
+        </w:rPr>
+        <w:t>房號請</w:t>
+      </w:r>
+      <w:proofErr w:type="gramEnd"/>
+      <w:r>
+        <w:rPr>
+          <w:rFonts w:hint="eastAsia"/>
+          <w:highlight w:val="yellow"/>
+        </w:rPr>
+        <w:t>按照</w:t>
+      </w:r>
+      <w:r>
+        <w:rPr>
+          <w:rFonts w:hint="eastAsia"/>
+          <w:highlight w:val="yellow"/>
+        </w:rPr>
+        <w:t xml:space="preserve"> </w:t>
+      </w:r>
+      <w:r>
+        <w:rPr>
+          <w:rFonts w:hint="eastAsia"/>
+          <w:highlight w:val="yellow"/>
+        </w:rPr>
+        <w:t>組別</w:t>
+      </w:r>
+      <w:r>
+        <w:rPr>
+          <w:rFonts w:hint="eastAsia"/>
+          <w:highlight w:val="yellow"/>
+        </w:rPr>
+        <w:t>_</w:t>
+      </w:r>
+      <w:r>
+        <w:rPr>
+          <w:rFonts w:hint="eastAsia"/>
+          <w:highlight w:val="yellow"/>
+        </w:rPr>
+        <w:t>日期</w:t>
+      </w:r>
+      <w:r>
+        <w:rPr>
+          <w:rFonts w:hint="eastAsia"/>
+          <w:highlight w:val="yellow"/>
+        </w:rPr>
+        <w:t>_</w:t>
+      </w:r>
+      <w:r>
+        <w:rPr>
+          <w:rFonts w:hint="eastAsia"/>
+          <w:highlight w:val="yellow"/>
+        </w:rPr>
+        <w:t>當日第幾次加入</w:t>
+      </w:r>
+      <w:r>
+        <w:rPr>
+          <w:rFonts w:hint="eastAsia"/>
+          <w:highlight w:val="yellow"/>
+        </w:rPr>
+        <w:t xml:space="preserve"> </w:t>
+      </w:r>
+      <w:r>
+        <w:rPr>
+          <w:rFonts w:hint="eastAsia"/>
+          <w:highlight w:val="yellow"/>
+        </w:rPr>
+        <w:t>輸入</w:t>
+      </w:r>
+    </w:p>
+    <w:p>
+      <w:pPr>
+        <w:pStyle w:val="a9"/>
+        <w:numPr>
+          <w:ilvl w:val="0"/>
+          <w:numId w:val="8"/>
+        </w:numPr>
+        <w:rPr>
+          <w:highlight w:val="yellow"/>
+        </w:rPr>
+      </w:pPr>
+      <w:r>
+        <w:rPr>
+          <w:rFonts w:hint="eastAsia"/>
+          <w:highlight w:val="yellow"/>
+        </w:rPr>
+        <w:t>執行時請不要有</w:t>
+      </w:r>
+      <w:r>
+        <w:rPr>
+          <w:rFonts w:hint="eastAsia"/>
+          <w:highlight w:val="yellow"/>
+        </w:rPr>
+        <w:t xml:space="preserve">UI </w:t>
+      </w:r>
+      <w:r>
+        <w:rPr>
+          <w:rFonts w:hint="eastAsia"/>
+          <w:highlight w:val="yellow"/>
+        </w:rPr>
+        <w:t>介面</w:t>
+      </w:r>
+    </w:p>
+    <w:p>
+      <w:pPr>
+        <w:rPr>
+          <w:rFonts w:hint="eastAsia"/>
+          <w:highlight w:val="yellow"/>
+        </w:rPr>
+      </w:pPr>
+      <w:proofErr w:type="gramStart"/>
+      <w:r>
+        <w:rPr>
+          <w:rFonts w:hint="eastAsia"/>
+          <w:highlight w:val="yellow"/>
+        </w:rPr>
+        <w:t>註</w:t>
+      </w:r>
+      <w:proofErr w:type="gramEnd"/>
+      <w:r>
+        <w:rPr>
+          <w:rFonts w:hint="eastAsia"/>
+          <w:highlight w:val="yellow"/>
+        </w:rPr>
+        <w:t>:</w:t>
+      </w:r>
+      <w:r>
+        <w:rPr>
+          <w:rFonts w:hint="eastAsia"/>
+          <w:highlight w:val="yellow"/>
+        </w:rPr>
+        <w:t>編譯執行請嚴格按照以上規則，輸出程式統一命名為</w:t>
+      </w:r>
+      <w:r>
+        <w:rPr>
+          <w:rFonts w:hint="eastAsia"/>
+          <w:highlight w:val="yellow"/>
+        </w:rPr>
+        <w:t>output</w:t>
+      </w:r>
+      <w:r>
+        <w:rPr>
+          <w:rFonts w:hint="eastAsia"/>
+          <w:highlight w:val="yellow"/>
+        </w:rPr>
+        <w:t>，程式必須可以使用</w:t>
+      </w:r>
+      <w:proofErr w:type="spellStart"/>
+      <w:r>
+        <w:rPr>
+          <w:rFonts w:hint="eastAsia"/>
+          <w:highlight w:val="yellow"/>
+        </w:rPr>
+        <w:t>gcc</w:t>
+      </w:r>
+      <w:proofErr w:type="spellEnd"/>
+      <w:r>
+        <w:rPr>
+          <w:rFonts w:hint="eastAsia"/>
+          <w:highlight w:val="yellow"/>
+        </w:rPr>
+        <w:t>編譯</w:t>
+      </w:r>
+      <w:r>
+        <w:rPr>
+          <w:rFonts w:hint="eastAsia"/>
+          <w:highlight w:val="yellow"/>
+        </w:rPr>
+        <w:t>，</w:t>
+      </w:r>
+      <w:r>
+        <w:rPr>
+          <w:rFonts w:hint="eastAsia"/>
+          <w:highlight w:val="yellow"/>
+        </w:rPr>
+        <w:t>比賽</w:t>
+      </w:r>
+      <w:r>
+        <w:rPr>
+          <w:rFonts w:hint="eastAsia"/>
+          <w:highlight w:val="yellow"/>
+        </w:rPr>
+        <w:t>時會以</w:t>
+      </w:r>
+      <w:r>
+        <w:rPr>
+          <w:highlight w:val="yellow"/>
+        </w:rPr>
+        <w:t>./output.exe</w:t>
+      </w:r>
+      <w:r>
+        <w:rPr>
+          <w:rFonts w:hint="eastAsia"/>
+          <w:highlight w:val="yellow"/>
+        </w:rPr>
+        <w:t>執行，請勿加入別的參數</w:t>
+      </w:r>
+    </w:p>
+    <w:p>
+      <w:pPr>
+        <w:rPr>
+          <w:rFonts w:hint="eastAsia"/>
+        </w:rPr>
+      </w:pPr>
     </w:p>
     <w:p>
       <w:pPr>
@@ -1037,12 +1419,22 @@
         </w:rPr>
         <w:t>、</w:t>
       </w:r>
-      <w:r>
-        <w:rPr>
-          <w:sz w:val="20"/>
-          <w:szCs w:val="20"/>
-        </w:rPr>
-        <w:t>Black_Horse (</w:t>
+      <w:proofErr w:type="spellStart"/>
+      <w:r>
+        <w:rPr>
+          <w:sz w:val="20"/>
+          <w:szCs w:val="20"/>
+        </w:rPr>
+        <w:lastRenderedPageBreak/>
+        <w:t>Black_Horse</w:t>
+      </w:r>
+      <w:proofErr w:type="spellEnd"/>
+      <w:r>
+        <w:rPr>
+          <w:sz w:val="20"/>
+          <w:szCs w:val="20"/>
+        </w:rPr>
+        <w:t xml:space="preserve"> (</w:t>
       </w:r>
       <w:r>
         <w:rPr>
@@ -1359,7 +1751,7 @@
                     <pic:cNvPicPr/>
                   </pic:nvPicPr>
                   <pic:blipFill>
-                    <a:blip r:embed="rId7"/>
+                    <a:blip r:embed="rId8"/>
                     <a:stretch>
                       <a:fillRect/>
                     </a:stretch>
@@ -1405,7 +1797,7 @@
                     <pic:cNvPicPr/>
                   </pic:nvPicPr>
                   <pic:blipFill>
-                    <a:blip r:embed="rId8"/>
+                    <a:blip r:embed="rId9"/>
                     <a:stretch>
                       <a:fillRect/>
                     </a:stretch>
@@ -1531,7 +1923,7 @@
                     <pic:cNvPicPr/>
                   </pic:nvPicPr>
                   <pic:blipFill>
-                    <a:blip r:embed="rId9"/>
+                    <a:blip r:embed="rId10"/>
                     <a:stretch>
                       <a:fillRect/>
                     </a:stretch>
@@ -1577,7 +1969,7 @@
                     <pic:cNvPicPr/>
                   </pic:nvPicPr>
                   <pic:blipFill>
-                    <a:blip r:embed="rId10"/>
+                    <a:blip r:embed="rId11"/>
                     <a:stretch>
                       <a:fillRect/>
                     </a:stretch>
@@ -1659,7 +2051,7 @@
                     <pic:cNvPicPr/>
                   </pic:nvPicPr>
                   <pic:blipFill>
-                    <a:blip r:embed="rId11"/>
+                    <a:blip r:embed="rId12"/>
                     <a:stretch>
                       <a:fillRect/>
                     </a:stretch>
@@ -1866,7 +2258,6 @@
       </w:r>
     </w:p>
     <w:p>
-      <w:proofErr w:type="gramStart"/>
       <w:r>
         <w:t>UPDATE {</w:t>
       </w:r>
@@ -1877,7 +2268,6 @@
         <w:t>"</w:t>
       </w:r>
       <w:proofErr w:type="spellStart"/>
-      <w:proofErr w:type="gramEnd"/>
       <w:r>
         <w:rPr>
           <w:color w:val="EE0000"/>
@@ -2714,167 +3104,151 @@
         <w:rPr>
           <w:color w:val="000000" w:themeColor="text1"/>
         </w:rPr>
-        <w:t>32</w:t>
-      </w:r>
+        <w:t>32];</w:t>
+      </w:r>
+    </w:p>
+    <w:p>
+      <w:pPr>
+        <w:rPr>
+          <w:color w:val="000000" w:themeColor="text1"/>
+        </w:rPr>
+      </w:pPr>
+      <w:r>
+        <w:rPr>
+          <w:rFonts w:hint="eastAsia"/>
+          <w:color w:val="000000" w:themeColor="text1"/>
+        </w:rPr>
+        <w:t>//</w:t>
+      </w:r>
+      <w:r>
+        <w:rPr>
+          <w:rFonts w:hint="eastAsia"/>
+          <w:color w:val="000000" w:themeColor="text1"/>
+        </w:rPr>
+        <w:t>走、吃或是翻旗子</w:t>
+      </w:r>
+    </w:p>
+    <w:p>
+      <w:pPr>
+        <w:rPr>
+          <w:color w:val="000000" w:themeColor="text1"/>
+        </w:rPr>
+      </w:pPr>
+      <w:proofErr w:type="spellStart"/>
+      <w:r>
+        <w:rPr>
+          <w:rFonts w:hint="eastAsia"/>
+          <w:color w:val="000000" w:themeColor="text1"/>
+        </w:rPr>
+        <w:t>sprintf</w:t>
+      </w:r>
+      <w:proofErr w:type="spellEnd"/>
+      <w:r>
+        <w:rPr>
+          <w:rFonts w:hint="eastAsia"/>
+          <w:color w:val="000000" w:themeColor="text1"/>
+        </w:rPr>
+        <w:t xml:space="preserve">(action, "%d %d %d %d\n", r, c, tr, </w:t>
+      </w:r>
+      <w:proofErr w:type="spellStart"/>
+      <w:r>
+        <w:rPr>
+          <w:rFonts w:hint="eastAsia"/>
+          <w:color w:val="000000" w:themeColor="text1"/>
+        </w:rPr>
+        <w:t>tc</w:t>
+      </w:r>
+      <w:proofErr w:type="spellEnd"/>
+      <w:r>
+        <w:rPr>
+          <w:rFonts w:hint="eastAsia"/>
+          <w:color w:val="000000" w:themeColor="text1"/>
+        </w:rPr>
+        <w:t xml:space="preserve">); </w:t>
+      </w:r>
+      <w:r>
+        <w:rPr>
+          <w:rFonts w:hint="eastAsia"/>
+          <w:color w:val="000000" w:themeColor="text1"/>
+        </w:rPr>
+        <w:t>或</w:t>
+      </w:r>
+      <w:r>
+        <w:rPr>
+          <w:rFonts w:hint="eastAsia"/>
+          <w:color w:val="000000" w:themeColor="text1"/>
+        </w:rPr>
+        <w:t xml:space="preserve"> </w:t>
+      </w:r>
+      <w:proofErr w:type="spellStart"/>
+      <w:r>
+        <w:rPr>
+          <w:rFonts w:hint="eastAsia"/>
+          <w:color w:val="000000" w:themeColor="text1"/>
+        </w:rPr>
+        <w:t>sprintf</w:t>
+      </w:r>
+      <w:proofErr w:type="spellEnd"/>
+      <w:r>
+        <w:rPr>
+          <w:rFonts w:hint="eastAsia"/>
+          <w:color w:val="000000" w:themeColor="text1"/>
+        </w:rPr>
+        <w:t xml:space="preserve">(action, "%d %d\n", </w:t>
+      </w:r>
+      <w:proofErr w:type="spellStart"/>
+      <w:r>
+        <w:rPr>
+          <w:rFonts w:hint="eastAsia"/>
+          <w:color w:val="000000" w:themeColor="text1"/>
+        </w:rPr>
+        <w:t>i</w:t>
+      </w:r>
+      <w:proofErr w:type="spellEnd"/>
+      <w:r>
+        <w:rPr>
+          <w:rFonts w:hint="eastAsia"/>
+          <w:color w:val="000000" w:themeColor="text1"/>
+        </w:rPr>
+        <w:t xml:space="preserve"> / 8, </w:t>
+      </w:r>
+      <w:proofErr w:type="spellStart"/>
+      <w:r>
+        <w:rPr>
+          <w:rFonts w:hint="eastAsia"/>
+          <w:color w:val="000000" w:themeColor="text1"/>
+        </w:rPr>
+        <w:t>i</w:t>
+      </w:r>
+      <w:proofErr w:type="spellEnd"/>
+      <w:r>
+        <w:rPr>
+          <w:rFonts w:hint="eastAsia"/>
+          <w:color w:val="000000" w:themeColor="text1"/>
+        </w:rPr>
+        <w:t xml:space="preserve"> % 8);</w:t>
+      </w:r>
+    </w:p>
+    <w:p>
+      <w:pPr>
+        <w:rPr>
+          <w:color w:val="000000" w:themeColor="text1"/>
+        </w:rPr>
+      </w:pPr>
       <w:proofErr w:type="gramStart"/>
       <w:r>
         <w:rPr>
           <w:color w:val="000000" w:themeColor="text1"/>
         </w:rPr>
-        <w:t>];</w:t>
+        <w:t>Sleep(</w:t>
       </w:r>
       <w:proofErr w:type="gramEnd"/>
-    </w:p>
-    <w:p>
-      <w:pPr>
-        <w:rPr>
-          <w:color w:val="000000" w:themeColor="text1"/>
-        </w:rPr>
-      </w:pPr>
-      <w:r>
-        <w:rPr>
-          <w:rFonts w:hint="eastAsia"/>
-          <w:color w:val="000000" w:themeColor="text1"/>
-        </w:rPr>
-        <w:t>//</w:t>
-      </w:r>
-      <w:r>
-        <w:rPr>
-          <w:rFonts w:hint="eastAsia"/>
-          <w:color w:val="000000" w:themeColor="text1"/>
-        </w:rPr>
-        <w:t>走、吃或是翻旗子</w:t>
-      </w:r>
-    </w:p>
-    <w:p>
-      <w:pPr>
-        <w:rPr>
-          <w:color w:val="000000" w:themeColor="text1"/>
-        </w:rPr>
-      </w:pPr>
-      <w:proofErr w:type="spellStart"/>
-      <w:r>
-        <w:rPr>
-          <w:rFonts w:hint="eastAsia"/>
-          <w:color w:val="000000" w:themeColor="text1"/>
-        </w:rPr>
-        <w:t>sprintf</w:t>
-      </w:r>
-      <w:proofErr w:type="spellEnd"/>
-      <w:r>
-        <w:rPr>
-          <w:rFonts w:hint="eastAsia"/>
-          <w:color w:val="000000" w:themeColor="text1"/>
-        </w:rPr>
-        <w:t xml:space="preserve">(action, "%d %d %d %d\n", r, c, tr, </w:t>
-      </w:r>
-      <w:proofErr w:type="spellStart"/>
-      <w:r>
-        <w:rPr>
-          <w:rFonts w:hint="eastAsia"/>
-          <w:color w:val="000000" w:themeColor="text1"/>
-        </w:rPr>
-        <w:t>tc</w:t>
-      </w:r>
-      <w:proofErr w:type="spellEnd"/>
-      <w:r>
-        <w:rPr>
-          <w:rFonts w:hint="eastAsia"/>
-          <w:color w:val="000000" w:themeColor="text1"/>
-        </w:rPr>
-        <w:t xml:space="preserve">); </w:t>
-      </w:r>
-      <w:r>
-        <w:rPr>
-          <w:rFonts w:hint="eastAsia"/>
-          <w:color w:val="000000" w:themeColor="text1"/>
-        </w:rPr>
-        <w:t>或</w:t>
-      </w:r>
-      <w:r>
-        <w:rPr>
-          <w:rFonts w:hint="eastAsia"/>
-          <w:color w:val="000000" w:themeColor="text1"/>
-        </w:rPr>
-        <w:t xml:space="preserve"> </w:t>
-      </w:r>
-      <w:proofErr w:type="spellStart"/>
-      <w:r>
-        <w:rPr>
-          <w:rFonts w:hint="eastAsia"/>
-          <w:color w:val="000000" w:themeColor="text1"/>
-        </w:rPr>
-        <w:t>sprintf</w:t>
-      </w:r>
-      <w:proofErr w:type="spellEnd"/>
-      <w:r>
-        <w:rPr>
-          <w:rFonts w:hint="eastAsia"/>
-          <w:color w:val="000000" w:themeColor="text1"/>
-        </w:rPr>
-        <w:t xml:space="preserve">(action, "%d %d\n", </w:t>
-      </w:r>
-      <w:proofErr w:type="spellStart"/>
-      <w:r>
-        <w:rPr>
-          <w:rFonts w:hint="eastAsia"/>
-          <w:color w:val="000000" w:themeColor="text1"/>
-        </w:rPr>
-        <w:t>i</w:t>
-      </w:r>
-      <w:proofErr w:type="spellEnd"/>
-      <w:r>
-        <w:rPr>
-          <w:rFonts w:hint="eastAsia"/>
-          <w:color w:val="000000" w:themeColor="text1"/>
-        </w:rPr>
-        <w:t xml:space="preserve"> / 8, </w:t>
-      </w:r>
-      <w:proofErr w:type="spellStart"/>
-      <w:r>
-        <w:rPr>
-          <w:rFonts w:hint="eastAsia"/>
-          <w:color w:val="000000" w:themeColor="text1"/>
-        </w:rPr>
-        <w:t>i</w:t>
-      </w:r>
-      <w:proofErr w:type="spellEnd"/>
-      <w:r>
-        <w:rPr>
-          <w:rFonts w:hint="eastAsia"/>
-          <w:color w:val="000000" w:themeColor="text1"/>
-        </w:rPr>
-        <w:t xml:space="preserve"> % 8);</w:t>
-      </w:r>
-    </w:p>
-    <w:p>
-      <w:pPr>
-        <w:rPr>
-          <w:color w:val="000000" w:themeColor="text1"/>
-        </w:rPr>
-      </w:pPr>
-      <w:proofErr w:type="gramStart"/>
-      <w:r>
-        <w:rPr>
-          <w:color w:val="000000" w:themeColor="text1"/>
-        </w:rPr>
-        <w:t>Sleep(</w:t>
-      </w:r>
-      <w:proofErr w:type="gramEnd"/>
-      <w:r>
-        <w:rPr>
-          <w:color w:val="000000" w:themeColor="text1"/>
-        </w:rPr>
-        <w:t>2000</w:t>
-      </w:r>
-      <w:proofErr w:type="gramStart"/>
-      <w:r>
-        <w:rPr>
-          <w:color w:val="000000" w:themeColor="text1"/>
-        </w:rPr>
-        <w:t>);</w:t>
-      </w:r>
-      <w:proofErr w:type="gramEnd"/>
+      <w:r>
+        <w:rPr>
+          <w:color w:val="000000" w:themeColor="text1"/>
+        </w:rPr>
+        <w:t>2000);</w:t>
+      </w:r>
     </w:p>
     <w:p>
       <w:pPr>
@@ -3087,11 +3461,7 @@
       </w:r>
       <w:proofErr w:type="spellStart"/>
       <w:r>
-        <w:t>out_</w:t>
-      </w:r>
-      <w:proofErr w:type="gramStart"/>
-      <w:r>
-        <w:t>color</w:t>
+        <w:t>out_color</w:t>
       </w:r>
       <w:proofErr w:type="spellEnd"/>
       <w:r>
@@ -3103,7 +3473,6 @@
         </w:rPr>
         <w:t>}</w:t>
       </w:r>
-      <w:proofErr w:type="gramEnd"/>
     </w:p>
     <w:p>
       <w:r>
@@ -3173,7 +3542,7 @@
 </file>
 
 <file path=word/endnotes.xml><?xml version="1.0" encoding="utf-8"?>
-<w:endnotes xmlns:wpc="http://schemas.microsoft.com/office/word/2010/wordprocessingCanvas" xmlns:cx="http://schemas.microsoft.com/office/drawing/2014/chartex" xmlns:cx1="http://schemas.microsoft.com/office/drawing/2015/9/8/chartex" xmlns:cx2="http://schemas.microsoft.com/office/drawing/2015/10/21/chartex" xmlns:cx3="http://schemas.microsoft.com/office/drawing/2016/5/9/chartex" xmlns:cx4="http://schemas.microsoft.com/office/drawing/2016/5/10/chartex" xmlns:cx5="http://schemas.microsoft.com/office/drawing/2016/5/11/chartex" xmlns:cx6="http://schemas.microsoft.com/office/drawing/2016/5/12/chartex" xmlns:cx7="http://schemas.microsoft.com/office/drawing/2016/5/13/chartex" xmlns:cx8="http://schemas.microsoft.com/office/drawing/2016/5/14/chartex" xmlns:mc="http://schemas.openxmlformats.org/markup-compatibility/2006" xmlns:aink="http://schemas.microsoft.com/office/drawing/2016/ink" xmlns:am3d="http://schemas.microsoft.com/office/drawing/2017/model3d" xmlns:o="urn:schemas-microsoft-com:office:office" xmlns:oel="http://schemas.microsoft.com/office/2019/extlst" xmlns:r="http://schemas.openxmlformats.org/officeDocument/2006/relationships" xmlns:m="http://schemas.openxmlformats.org/officeDocument/2006/math" xmlns:v="urn:schemas-microsoft-com:vml" xmlns:wp14="http://schemas.microsoft.com/office/word/2010/wordprocessingDrawing" xmlns:wp="http://schemas.openxmlformats.org/drawingml/2006/wordprocessingDrawing" xmlns:w10="urn:schemas-microsoft-com:office:word" xmlns:w="http://schemas.openxmlformats.org/wordprocessingml/2006/main" xmlns:w14="http://schemas.microsoft.com/office/word/2010/wordml" xmlns:w15="http://schemas.microsoft.com/office/word/2012/wordml" xmlns:w16cex="http://schemas.microsoft.com/office/word/2018/wordml/cex" xmlns:w16cid="http://schemas.microsoft.com/office/word/2016/wordml/cid" xmlns:w16="http://schemas.microsoft.com/office/word/2018/wordml" xmlns:w16du="http://schemas.microsoft.com/office/word/2023/wordml/word16du" xmlns:w16sdtdh="http://schemas.microsoft.com/office/word/2020/wordml/sdtdatahash" xmlns:w16sdtfl="http://schemas.microsoft.com/office/word/2024/wordml/sdtformatlock" xmlns:w16se="http://schemas.microsoft.com/office/word/2015/wordml/symex" xmlns:wpg="http://schemas.microsoft.com/office/word/2010/wordprocessingGroup" xmlns:wpi="http://schemas.microsoft.com/office/word/2010/wordprocessingInk" xmlns:wne="http://schemas.microsoft.com/office/word/2006/wordml" xmlns:wps="http://schemas.microsoft.com/office/word/2010/wordprocessingShape" mc:Ignorable="w14 w15 w16se w16cid w16 w16cex w16sdtdh w16sdtfl w16du wp14">
+<w:endnotes xmlns:wpc="http://schemas.microsoft.com/office/word/2010/wordprocessingCanvas" xmlns:cx="http://schemas.microsoft.com/office/drawing/2014/chartex" xmlns:cx1="http://schemas.microsoft.com/office/drawing/2015/9/8/chartex" xmlns:cx2="http://schemas.microsoft.com/office/drawing/2015/10/21/chartex" xmlns:cx3="http://schemas.microsoft.com/office/drawing/2016/5/9/chartex" xmlns:cx4="http://schemas.microsoft.com/office/drawing/2016/5/10/chartex" xmlns:cx5="http://schemas.microsoft.com/office/drawing/2016/5/11/chartex" xmlns:cx6="http://schemas.microsoft.com/office/drawing/2016/5/12/chartex" xmlns:cx7="http://schemas.microsoft.com/office/drawing/2016/5/13/chartex" xmlns:cx8="http://schemas.microsoft.com/office/drawing/2016/5/14/chartex" xmlns:mc="http://schemas.openxmlformats.org/markup-compatibility/2006" xmlns:aink="http://schemas.microsoft.com/office/drawing/2016/ink" xmlns:am3d="http://schemas.microsoft.com/office/drawing/2017/model3d" xmlns:o="urn:schemas-microsoft-com:office:office" xmlns:oel="http://schemas.microsoft.com/office/2019/extlst" xmlns:r="http://schemas.openxmlformats.org/officeDocument/2006/relationships" xmlns:m="http://schemas.openxmlformats.org/officeDocument/2006/math" xmlns:v="urn:schemas-microsoft-com:vml" xmlns:wp14="http://schemas.microsoft.com/office/word/2010/wordprocessingDrawing" xmlns:wp="http://schemas.openxmlformats.org/drawingml/2006/wordprocessingDrawing" xmlns:w10="urn:schemas-microsoft-com:office:word" xmlns:w="http://schemas.openxmlformats.org/wordprocessingml/2006/main" xmlns:w14="http://schemas.microsoft.com/office/word/2010/wordml" xmlns:w15="http://schemas.microsoft.com/office/word/2012/wordml" xmlns:w16cex="http://schemas.microsoft.com/office/word/2018/wordml/cex" xmlns:w16cid="http://schemas.microsoft.com/office/word/2016/wordml/cid" xmlns:w16="http://schemas.microsoft.com/office/word/2018/wordml" xmlns:w16sdtdh="http://schemas.microsoft.com/office/word/2020/wordml/sdtdatahash" xmlns:w16se="http://schemas.microsoft.com/office/word/2015/wordml/symex" xmlns:wpg="http://schemas.microsoft.com/office/word/2010/wordprocessingGroup" xmlns:wpi="http://schemas.microsoft.com/office/word/2010/wordprocessingInk" xmlns:wne="http://schemas.microsoft.com/office/word/2006/wordml" xmlns:wps="http://schemas.microsoft.com/office/word/2010/wordprocessingShape" mc:Ignorable="w14 w15 w16se w16cid w16 w16cex w16sdtdh wp14">
   <w:endnote w:type="separator" w:id="-1">
     <w:p>
       <w:pPr>
@@ -3198,7 +3567,7 @@
 </file>
 
 <file path=word/footnotes.xml><?xml version="1.0" encoding="utf-8"?>
-<w:footnotes xmlns:wpc="http://schemas.microsoft.com/office/word/2010/wordprocessingCanvas" xmlns:cx="http://schemas.microsoft.com/office/drawing/2014/chartex" xmlns:cx1="http://schemas.microsoft.com/office/drawing/2015/9/8/chartex" xmlns:cx2="http://schemas.microsoft.com/office/drawing/2015/10/21/chartex" xmlns:cx3="http://schemas.microsoft.com/office/drawing/2016/5/9/chartex" xmlns:cx4="http://schemas.microsoft.com/office/drawing/2016/5/10/chartex" xmlns:cx5="http://schemas.microsoft.com/office/drawing/2016/5/11/chartex" xmlns:cx6="http://schemas.microsoft.com/office/drawing/2016/5/12/chartex" xmlns:cx7="http://schemas.microsoft.com/office/drawing/2016/5/13/chartex" xmlns:cx8="http://schemas.microsoft.com/office/drawing/2016/5/14/chartex" xmlns:mc="http://schemas.openxmlformats.org/markup-compatibility/2006" xmlns:aink="http://schemas.microsoft.com/office/drawing/2016/ink" xmlns:am3d="http://schemas.microsoft.com/office/drawing/2017/model3d" xmlns:o="urn:schemas-microsoft-com:office:office" xmlns:oel="http://schemas.microsoft.com/office/2019/extlst" xmlns:r="http://schemas.openxmlformats.org/officeDocument/2006/relationships" xmlns:m="http://schemas.openxmlformats.org/officeDocument/2006/math" xmlns:v="urn:schemas-microsoft-com:vml" xmlns:wp14="http://schemas.microsoft.com/office/word/2010/wordprocessingDrawing" xmlns:wp="http://schemas.openxmlformats.org/drawingml/2006/wordprocessingDrawing" xmlns:w10="urn:schemas-microsoft-com:office:word" xmlns:w="http://schemas.openxmlformats.org/wordprocessingml/2006/main" xmlns:w14="http://schemas.microsoft.com/office/word/2010/wordml" xmlns:w15="http://schemas.microsoft.com/office/word/2012/wordml" xmlns:w16cex="http://schemas.microsoft.com/office/word/2018/wordml/cex" xmlns:w16cid="http://schemas.microsoft.com/office/word/2016/wordml/cid" xmlns:w16="http://schemas.microsoft.com/office/word/2018/wordml" xmlns:w16du="http://schemas.microsoft.com/office/word/2023/wordml/word16du" xmlns:w16sdtdh="http://schemas.microsoft.com/office/word/2020/wordml/sdtdatahash" xmlns:w16sdtfl="http://schemas.microsoft.com/office/word/2024/wordml/sdtformatlock" xmlns:w16se="http://schemas.microsoft.com/office/word/2015/wordml/symex" xmlns:wpg="http://schemas.microsoft.com/office/word/2010/wordprocessingGroup" xmlns:wpi="http://schemas.microsoft.com/office/word/2010/wordprocessingInk" xmlns:wne="http://schemas.microsoft.com/office/word/2006/wordml" xmlns:wps="http://schemas.microsoft.com/office/word/2010/wordprocessingShape" mc:Ignorable="w14 w15 w16se w16cid w16 w16cex w16sdtdh w16sdtfl w16du wp14">
+<w:footnotes xmlns:wpc="http://schemas.microsoft.com/office/word/2010/wordprocessingCanvas" xmlns:cx="http://schemas.microsoft.com/office/drawing/2014/chartex" xmlns:cx1="http://schemas.microsoft.com/office/drawing/2015/9/8/chartex" xmlns:cx2="http://schemas.microsoft.com/office/drawing/2015/10/21/chartex" xmlns:cx3="http://schemas.microsoft.com/office/drawing/2016/5/9/chartex" xmlns:cx4="http://schemas.microsoft.com/office/drawing/2016/5/10/chartex" xmlns:cx5="http://schemas.microsoft.com/office/drawing/2016/5/11/chartex" xmlns:cx6="http://schemas.microsoft.com/office/drawing/2016/5/12/chartex" xmlns:cx7="http://schemas.microsoft.com/office/drawing/2016/5/13/chartex" xmlns:cx8="http://schemas.microsoft.com/office/drawing/2016/5/14/chartex" xmlns:mc="http://schemas.openxmlformats.org/markup-compatibility/2006" xmlns:aink="http://schemas.microsoft.com/office/drawing/2016/ink" xmlns:am3d="http://schemas.microsoft.com/office/drawing/2017/model3d" xmlns:o="urn:schemas-microsoft-com:office:office" xmlns:oel="http://schemas.microsoft.com/office/2019/extlst" xmlns:r="http://schemas.openxmlformats.org/officeDocument/2006/relationships" xmlns:m="http://schemas.openxmlformats.org/officeDocument/2006/math" xmlns:v="urn:schemas-microsoft-com:vml" xmlns:wp14="http://schemas.microsoft.com/office/word/2010/wordprocessingDrawing" xmlns:wp="http://schemas.openxmlformats.org/drawingml/2006/wordprocessingDrawing" xmlns:w10="urn:schemas-microsoft-com:office:word" xmlns:w="http://schemas.openxmlformats.org/wordprocessingml/2006/main" xmlns:w14="http://schemas.microsoft.com/office/word/2010/wordml" xmlns:w15="http://schemas.microsoft.com/office/word/2012/wordml" xmlns:w16cex="http://schemas.microsoft.com/office/word/2018/wordml/cex" xmlns:w16cid="http://schemas.microsoft.com/office/word/2016/wordml/cid" xmlns:w16="http://schemas.microsoft.com/office/word/2018/wordml" xmlns:w16sdtdh="http://schemas.microsoft.com/office/word/2020/wordml/sdtdatahash" xmlns:w16se="http://schemas.microsoft.com/office/word/2015/wordml/symex" xmlns:wpg="http://schemas.microsoft.com/office/word/2010/wordprocessingGroup" xmlns:wpi="http://schemas.microsoft.com/office/word/2010/wordprocessingInk" xmlns:wne="http://schemas.microsoft.com/office/word/2006/wordml" xmlns:wps="http://schemas.microsoft.com/office/word/2010/wordprocessingShape" mc:Ignorable="w14 w15 w16se w16cid w16 w16cex w16sdtdh wp14">
   <w:footnote w:type="separator" w:id="-1">
     <w:p>
       <w:pPr>
@@ -3223,7 +3592,7 @@
 </file>
 
 <file path=word/numbering.xml><?xml version="1.0" encoding="utf-8"?>
-<w:numbering xmlns:wpc="http://schemas.microsoft.com/office/word/2010/wordprocessingCanvas" xmlns:cx="http://schemas.microsoft.com/office/drawing/2014/chartex" xmlns:cx1="http://schemas.microsoft.com/office/drawing/2015/9/8/chartex" xmlns:cx2="http://schemas.microsoft.com/office/drawing/2015/10/21/chartex" xmlns:cx3="http://schemas.microsoft.com/office/drawing/2016/5/9/chartex" xmlns:cx4="http://schemas.microsoft.com/office/drawing/2016/5/10/chartex" xmlns:cx5="http://schemas.microsoft.com/office/drawing/2016/5/11/chartex" xmlns:cx6="http://schemas.microsoft.com/office/drawing/2016/5/12/chartex" xmlns:cx7="http://schemas.microsoft.com/office/drawing/2016/5/13/chartex" xmlns:cx8="http://schemas.microsoft.com/office/drawing/2016/5/14/chartex" xmlns:mc="http://schemas.openxmlformats.org/markup-compatibility/2006" xmlns:aink="http://schemas.microsoft.com/office/drawing/2016/ink" xmlns:am3d="http://schemas.microsoft.com/office/drawing/2017/model3d" xmlns:o="urn:schemas-microsoft-com:office:office" xmlns:oel="http://schemas.microsoft.com/office/2019/extlst" xmlns:r="http://schemas.openxmlformats.org/officeDocument/2006/relationships" xmlns:m="http://schemas.openxmlformats.org/officeDocument/2006/math" xmlns:v="urn:schemas-microsoft-com:vml" xmlns:wp14="http://schemas.microsoft.com/office/word/2010/wordprocessingDrawing" xmlns:wp="http://schemas.openxmlformats.org/drawingml/2006/wordprocessingDrawing" xmlns:w10="urn:schemas-microsoft-com:office:word" xmlns:w="http://schemas.openxmlformats.org/wordprocessingml/2006/main" xmlns:w14="http://schemas.microsoft.com/office/word/2010/wordml" xmlns:w15="http://schemas.microsoft.com/office/word/2012/wordml" xmlns:w16cex="http://schemas.microsoft.com/office/word/2018/wordml/cex" xmlns:w16cid="http://schemas.microsoft.com/office/word/2016/wordml/cid" xmlns:w16="http://schemas.microsoft.com/office/word/2018/wordml" xmlns:w16du="http://schemas.microsoft.com/office/word/2023/wordml/word16du" xmlns:w16sdtdh="http://schemas.microsoft.com/office/word/2020/wordml/sdtdatahash" xmlns:w16sdtfl="http://schemas.microsoft.com/office/word/2024/wordml/sdtformatlock" xmlns:w16se="http://schemas.microsoft.com/office/word/2015/wordml/symex" xmlns:wpg="http://schemas.microsoft.com/office/word/2010/wordprocessingGroup" xmlns:wpi="http://schemas.microsoft.com/office/word/2010/wordprocessingInk" xmlns:wne="http://schemas.microsoft.com/office/word/2006/wordml" xmlns:wps="http://schemas.microsoft.com/office/word/2010/wordprocessingShape" mc:Ignorable="w14 w15 w16se w16cid w16 w16cex w16sdtdh w16sdtfl w16du wp14">
+<w:numbering xmlns:wpc="http://schemas.microsoft.com/office/word/2010/wordprocessingCanvas" xmlns:cx="http://schemas.microsoft.com/office/drawing/2014/chartex" xmlns:cx1="http://schemas.microsoft.com/office/drawing/2015/9/8/chartex" xmlns:cx2="http://schemas.microsoft.com/office/drawing/2015/10/21/chartex" xmlns:cx3="http://schemas.microsoft.com/office/drawing/2016/5/9/chartex" xmlns:cx4="http://schemas.microsoft.com/office/drawing/2016/5/10/chartex" xmlns:cx5="http://schemas.microsoft.com/office/drawing/2016/5/11/chartex" xmlns:cx6="http://schemas.microsoft.com/office/drawing/2016/5/12/chartex" xmlns:cx7="http://schemas.microsoft.com/office/drawing/2016/5/13/chartex" xmlns:cx8="http://schemas.microsoft.com/office/drawing/2016/5/14/chartex" xmlns:mc="http://schemas.openxmlformats.org/markup-compatibility/2006" xmlns:aink="http://schemas.microsoft.com/office/drawing/2016/ink" xmlns:am3d="http://schemas.microsoft.com/office/drawing/2017/model3d" xmlns:o="urn:schemas-microsoft-com:office:office" xmlns:oel="http://schemas.microsoft.com/office/2019/extlst" xmlns:r="http://schemas.openxmlformats.org/officeDocument/2006/relationships" xmlns:m="http://schemas.openxmlformats.org/officeDocument/2006/math" xmlns:v="urn:schemas-microsoft-com:vml" xmlns:wp14="http://schemas.microsoft.com/office/word/2010/wordprocessingDrawing" xmlns:wp="http://schemas.openxmlformats.org/drawingml/2006/wordprocessingDrawing" xmlns:w10="urn:schemas-microsoft-com:office:word" xmlns:w="http://schemas.openxmlformats.org/wordprocessingml/2006/main" xmlns:w14="http://schemas.microsoft.com/office/word/2010/wordml" xmlns:w15="http://schemas.microsoft.com/office/word/2012/wordml" xmlns:w16cex="http://schemas.microsoft.com/office/word/2018/wordml/cex" xmlns:w16cid="http://schemas.microsoft.com/office/word/2016/wordml/cid" xmlns:w16="http://schemas.microsoft.com/office/word/2018/wordml" xmlns:w16sdtdh="http://schemas.microsoft.com/office/word/2020/wordml/sdtdatahash" xmlns:w16se="http://schemas.microsoft.com/office/word/2015/wordml/symex" xmlns:wpg="http://schemas.microsoft.com/office/word/2010/wordprocessingGroup" xmlns:wpi="http://schemas.microsoft.com/office/word/2010/wordprocessingInk" xmlns:wne="http://schemas.microsoft.com/office/word/2006/wordml" xmlns:wps="http://schemas.microsoft.com/office/word/2010/wordprocessingShape" mc:Ignorable="w14 w15 w16se w16cid w16 w16cex w16sdtdh wp14">
   <w:abstractNum w:abstractNumId="0" w15:restartNumberingAfterBreak="0">
     <w:nsid w:val="177A642D"/>
     <w:multiLevelType w:val="multilevel"/>
@@ -3374,6 +3743,119 @@
     </w:lvl>
   </w:abstractNum>
   <w:abstractNum w:abstractNumId="1" w15:restartNumberingAfterBreak="0">
+    <w:nsid w:val="186E76F0"/>
+    <w:multiLevelType w:val="hybridMultilevel"/>
+    <w:tmpl w:val="4C302D18"/>
+    <w:lvl w:ilvl="0" w:tplc="04090001">
+      <w:start w:val="1"/>
+      <w:numFmt w:val="bullet"/>
+      <w:lvlText w:val=""/>
+      <w:lvlJc w:val="left"/>
+      <w:pPr>
+        <w:ind w:left="480" w:hanging="480"/>
+      </w:pPr>
+      <w:rPr>
+        <w:rFonts w:ascii="Wingdings" w:hAnsi="Wingdings" w:hint="default"/>
+      </w:rPr>
+    </w:lvl>
+    <w:lvl w:ilvl="1" w:tplc="04090003" w:tentative="1">
+      <w:start w:val="1"/>
+      <w:numFmt w:val="bullet"/>
+      <w:lvlText w:val=""/>
+      <w:lvlJc w:val="left"/>
+      <w:pPr>
+        <w:ind w:left="960" w:hanging="480"/>
+      </w:pPr>
+      <w:rPr>
+        <w:rFonts w:ascii="Wingdings" w:hAnsi="Wingdings" w:hint="default"/>
+      </w:rPr>
+    </w:lvl>
+    <w:lvl w:ilvl="2" w:tplc="04090005" w:tentative="1">
+      <w:start w:val="1"/>
+      <w:numFmt w:val="bullet"/>
+      <w:lvlText w:val=""/>
+      <w:lvlJc w:val="left"/>
+      <w:pPr>
+        <w:ind w:left="1440" w:hanging="480"/>
+      </w:pPr>
+      <w:rPr>
+        <w:rFonts w:ascii="Wingdings" w:hAnsi="Wingdings" w:hint="default"/>
+      </w:rPr>
+    </w:lvl>
+    <w:lvl w:ilvl="3" w:tplc="04090001" w:tentative="1">
+      <w:start w:val="1"/>
+      <w:numFmt w:val="bullet"/>
+      <w:lvlText w:val=""/>
+      <w:lvlJc w:val="left"/>
+      <w:pPr>
+        <w:ind w:left="1920" w:hanging="480"/>
+      </w:pPr>
+      <w:rPr>
+        <w:rFonts w:ascii="Wingdings" w:hAnsi="Wingdings" w:hint="default"/>
+      </w:rPr>
+    </w:lvl>
+    <w:lvl w:ilvl="4" w:tplc="04090003" w:tentative="1">
+      <w:start w:val="1"/>
+      <w:numFmt w:val="bullet"/>
+      <w:lvlText w:val=""/>
+      <w:lvlJc w:val="left"/>
+      <w:pPr>
+        <w:ind w:left="2400" w:hanging="480"/>
+      </w:pPr>
+      <w:rPr>
+        <w:rFonts w:ascii="Wingdings" w:hAnsi="Wingdings" w:hint="default"/>
+      </w:rPr>
+    </w:lvl>
+    <w:lvl w:ilvl="5" w:tplc="04090005" w:tentative="1">
+      <w:start w:val="1"/>
+      <w:numFmt w:val="bullet"/>
+      <w:lvlText w:val=""/>
+      <w:lvlJc w:val="left"/>
+      <w:pPr>
+        <w:ind w:left="2880" w:hanging="480"/>
+      </w:pPr>
+      <w:rPr>
+        <w:rFonts w:ascii="Wingdings" w:hAnsi="Wingdings" w:hint="default"/>
+      </w:rPr>
+    </w:lvl>
+    <w:lvl w:ilvl="6" w:tplc="04090001" w:tentative="1">
+      <w:start w:val="1"/>
+      <w:numFmt w:val="bullet"/>
+      <w:lvlText w:val=""/>
+      <w:lvlJc w:val="left"/>
+      <w:pPr>
+        <w:ind w:left="3360" w:hanging="480"/>
+      </w:pPr>
+      <w:rPr>
+        <w:rFonts w:ascii="Wingdings" w:hAnsi="Wingdings" w:hint="default"/>
+      </w:rPr>
+    </w:lvl>
+    <w:lvl w:ilvl="7" w:tplc="04090003" w:tentative="1">
+      <w:start w:val="1"/>
+      <w:numFmt w:val="bullet"/>
+      <w:lvlText w:val=""/>
+      <w:lvlJc w:val="left"/>
+      <w:pPr>
+        <w:ind w:left="3840" w:hanging="480"/>
+      </w:pPr>
+      <w:rPr>
+        <w:rFonts w:ascii="Wingdings" w:hAnsi="Wingdings" w:hint="default"/>
+      </w:rPr>
+    </w:lvl>
+    <w:lvl w:ilvl="8" w:tplc="04090005" w:tentative="1">
+      <w:start w:val="1"/>
+      <w:numFmt w:val="bullet"/>
+      <w:lvlText w:val=""/>
+      <w:lvlJc w:val="left"/>
+      <w:pPr>
+        <w:ind w:left="4320" w:hanging="480"/>
+      </w:pPr>
+      <w:rPr>
+        <w:rFonts w:ascii="Wingdings" w:hAnsi="Wingdings" w:hint="default"/>
+      </w:rPr>
+    </w:lvl>
+  </w:abstractNum>
+  <w:abstractNum w:abstractNumId="2" w15:restartNumberingAfterBreak="0">
     <w:nsid w:val="21EE66D6"/>
     <w:multiLevelType w:val="hybridMultilevel"/>
     <w:tmpl w:val="1F90332A"/>
@@ -3462,7 +3944,7 @@
       </w:pPr>
     </w:lvl>
   </w:abstractNum>
-  <w:abstractNum w:abstractNumId="2" w15:restartNumberingAfterBreak="0">
+  <w:abstractNum w:abstractNumId="3" w15:restartNumberingAfterBreak="0">
     <w:nsid w:val="30C81416"/>
     <w:multiLevelType w:val="multilevel"/>
     <w:tmpl w:val="9A5066BA"/>
@@ -3611,7 +4093,7 @@
       </w:rPr>
     </w:lvl>
   </w:abstractNum>
-  <w:abstractNum w:abstractNumId="3" w15:restartNumberingAfterBreak="0">
+  <w:abstractNum w:abstractNumId="4" w15:restartNumberingAfterBreak="0">
     <w:nsid w:val="38357756"/>
     <w:multiLevelType w:val="hybridMultilevel"/>
     <w:tmpl w:val="644407FA"/>
@@ -3700,7 +4182,7 @@
       </w:pPr>
     </w:lvl>
   </w:abstractNum>
-  <w:abstractNum w:abstractNumId="4" w15:restartNumberingAfterBreak="0">
+  <w:abstractNum w:abstractNumId="5" w15:restartNumberingAfterBreak="0">
     <w:nsid w:val="45895713"/>
     <w:multiLevelType w:val="hybridMultilevel"/>
     <w:tmpl w:val="86447730"/>
@@ -3813,7 +4295,7 @@
       </w:rPr>
     </w:lvl>
   </w:abstractNum>
-  <w:abstractNum w:abstractNumId="5" w15:restartNumberingAfterBreak="0">
+  <w:abstractNum w:abstractNumId="6" w15:restartNumberingAfterBreak="0">
     <w:nsid w:val="765D105F"/>
     <w:multiLevelType w:val="hybridMultilevel"/>
     <w:tmpl w:val="96968B2E"/>
@@ -3926,7 +4408,7 @@
       </w:rPr>
     </w:lvl>
   </w:abstractNum>
-  <w:abstractNum w:abstractNumId="6" w15:restartNumberingAfterBreak="0">
+  <w:abstractNum w:abstractNumId="7" w15:restartNumberingAfterBreak="0">
     <w:nsid w:val="77D75013"/>
     <w:multiLevelType w:val="multilevel"/>
     <w:tmpl w:val="7BE21FDE"/>
@@ -4076,31 +4558,34 @@
     </w:lvl>
   </w:abstractNum>
   <w:num w:numId="1" w16cid:durableId="700328460">
+    <w:abstractNumId w:val="5"/>
+  </w:num>
+  <w:num w:numId="2" w16cid:durableId="232160748">
     <w:abstractNumId w:val="4"/>
   </w:num>
-  <w:num w:numId="2" w16cid:durableId="232160748">
-    <w:abstractNumId w:val="3"/>
-  </w:num>
   <w:num w:numId="3" w16cid:durableId="130830977">
-    <w:abstractNumId w:val="5"/>
+    <w:abstractNumId w:val="6"/>
   </w:num>
   <w:num w:numId="4" w16cid:durableId="956180159">
-    <w:abstractNumId w:val="2"/>
+    <w:abstractNumId w:val="3"/>
   </w:num>
   <w:num w:numId="5" w16cid:durableId="1681198363">
     <w:abstractNumId w:val="0"/>
   </w:num>
   <w:num w:numId="6" w16cid:durableId="1995720700">
-    <w:abstractNumId w:val="6"/>
+    <w:abstractNumId w:val="7"/>
   </w:num>
   <w:num w:numId="7" w16cid:durableId="576746620">
+    <w:abstractNumId w:val="2"/>
+  </w:num>
+  <w:num w:numId="8" w16cid:durableId="827017024">
     <w:abstractNumId w:val="1"/>
   </w:num>
 </w:numbering>
 </file>
 
 <file path=word/styles.xml><?xml version="1.0" encoding="utf-8"?>
-<w:styles xmlns:mc="http://schemas.openxmlformats.org/markup-compatibility/2006" xmlns:r="http://schemas.openxmlformats.org/officeDocument/2006/relationships" xmlns:w="http://schemas.openxmlformats.org/wordprocessingml/2006/main" xmlns:w14="http://schemas.microsoft.com/office/word/2010/wordml" xmlns:w15="http://schemas.microsoft.com/office/word/2012/wordml" xmlns:w16cex="http://schemas.microsoft.com/office/word/2018/wordml/cex" xmlns:w16cid="http://schemas.microsoft.com/office/word/2016/wordml/cid" xmlns:w16="http://schemas.microsoft.com/office/word/2018/wordml" xmlns:w16du="http://schemas.microsoft.com/office/word/2023/wordml/word16du" xmlns:w16sdtdh="http://schemas.microsoft.com/office/word/2020/wordml/sdtdatahash" xmlns:w16sdtfl="http://schemas.microsoft.com/office/word/2024/wordml/sdtformatlock" xmlns:w16se="http://schemas.microsoft.com/office/word/2015/wordml/symex" mc:Ignorable="w14 w15 w16se w16cid w16 w16cex w16sdtdh w16sdtfl w16du">
+<w:styles xmlns:mc="http://schemas.openxmlformats.org/markup-compatibility/2006" xmlns:r="http://schemas.openxmlformats.org/officeDocument/2006/relationships" xmlns:w="http://schemas.openxmlformats.org/wordprocessingml/2006/main" xmlns:w14="http://schemas.microsoft.com/office/word/2010/wordml" xmlns:w15="http://schemas.microsoft.com/office/word/2012/wordml" xmlns:w16cex="http://schemas.microsoft.com/office/word/2018/wordml/cex" xmlns:w16cid="http://schemas.microsoft.com/office/word/2016/wordml/cid" xmlns:w16="http://schemas.microsoft.com/office/word/2018/wordml" xmlns:w16sdtdh="http://schemas.microsoft.com/office/word/2020/wordml/sdtdatahash" xmlns:w16se="http://schemas.microsoft.com/office/word/2015/wordml/symex" mc:Ignorable="w14 w15 w16se w16cid w16 w16cex w16sdtdh">
   <w:docDefaults>
     <w:rPrDefault>
       <w:rPr>
@@ -5075,6 +5560,29 @@
       <w:szCs w:val="20"/>
     </w:rPr>
   </w:style>
+  <w:style w:type="character" w:styleId="af2">
+    <w:name w:val="Hyperlink"/>
+    <w:basedOn w:val="a0"/>
+    <w:uiPriority w:val="99"/>
+    <w:unhideWhenUsed/>
+    <w:rsid w:val="002C374A"/>
+    <w:rPr>
+      <w:color w:val="467886" w:themeColor="hyperlink"/>
+      <w:u w:val="single"/>
+    </w:rPr>
+  </w:style>
+  <w:style w:type="character" w:styleId="af3">
+    <w:name w:val="Unresolved Mention"/>
+    <w:basedOn w:val="a0"/>
+    <w:uiPriority w:val="99"/>
+    <w:semiHidden/>
+    <w:unhideWhenUsed/>
+    <w:rsid w:val="002C374A"/>
+    <w:rPr>
+      <w:color w:val="605E5C"/>
+      <w:shd w:val="clear" w:color="auto" w:fill="E1DFDD"/>
+    </w:rPr>
+  </w:style>
 </w:styles>
 </file>
 
